--- a/Relatorio_Final.docx
+++ b/Relatorio_Final.docx
@@ -254,12 +254,30 @@
       </w:r>
     </w:p>
     <w:p>
+      <w:pPr>
+        <w:spacing w:before="0" w:after="160"/>
+        <w:jc w:val="left"/>
+      </w:pPr>
       <w:r>
         <w:br w:type="page"/>
       </w:r>
-    </w:p>
+      <w:r>
+        <w:lastRenderedPageBreak/>
+        <w:br w:type="page"/>
+      </w:r>
+    </w:p>
+    <w:p/>
     <w:sdt>
       <w:sdtPr>
+        <w:rPr>
+          <w:rFonts w:ascii="Arial" w:eastAsiaTheme="minorHAnsi" w:hAnsi="Arial" w:cstheme="minorBidi"/>
+          <w:color w:val="auto"/>
+          <w:kern w:val="2"/>
+          <w:sz w:val="22"/>
+          <w:szCs w:val="24"/>
+          <w:lang w:eastAsia="en-US"/>
+          <w14:ligatures w14:val="standardContextual"/>
+        </w:rPr>
         <w:id w:val="686647715"/>
         <w:docPartObj>
           <w:docPartGallery w:val="Table of Contents"/>
@@ -268,15 +286,8 @@
       </w:sdtPr>
       <w:sdtEndPr>
         <w:rPr>
-          <w:rFonts w:ascii="Arial" w:eastAsiaTheme="minorHAnsi" w:hAnsi="Arial" w:cstheme="minorBidi"/>
-          <w:b/>
-          <w:bCs/>
-          <w:color w:val="auto"/>
-          <w:kern w:val="2"/>
-          <w:sz w:val="22"/>
-          <w:szCs w:val="24"/>
-          <w:lang w:eastAsia="en-US"/>
-          <w14:ligatures w14:val="standardContextual"/>
+          <w:b/>
+          <w:bCs/>
         </w:rPr>
       </w:sdtEndPr>
       <w:sdtContent>
@@ -357,7 +368,7 @@
                 <w:noProof/>
                 <w:webHidden/>
               </w:rPr>
-              <w:t>2</w:t>
+              <w:t>3</w:t>
             </w:r>
             <w:r>
               <w:rPr>
@@ -429,7 +440,7 @@
                 <w:noProof/>
                 <w:webHidden/>
               </w:rPr>
-              <w:t>3</w:t>
+              <w:t>4</w:t>
             </w:r>
             <w:r>
               <w:rPr>
@@ -500,7 +511,7 @@
                 <w:noProof/>
                 <w:webHidden/>
               </w:rPr>
-              <w:t>3</w:t>
+              <w:t>4</w:t>
             </w:r>
             <w:r>
               <w:rPr>
@@ -571,7 +582,7 @@
                 <w:noProof/>
                 <w:webHidden/>
               </w:rPr>
-              <w:t>4</w:t>
+              <w:t>5</w:t>
             </w:r>
             <w:r>
               <w:rPr>
@@ -642,7 +653,7 @@
                 <w:noProof/>
                 <w:webHidden/>
               </w:rPr>
-              <w:t>7</w:t>
+              <w:t>8</w:t>
             </w:r>
             <w:r>
               <w:rPr>
@@ -713,7 +724,7 @@
                 <w:noProof/>
                 <w:webHidden/>
               </w:rPr>
-              <w:t>9</w:t>
+              <w:t>10</w:t>
             </w:r>
             <w:r>
               <w:rPr>
@@ -784,7 +795,7 @@
                 <w:noProof/>
                 <w:webHidden/>
               </w:rPr>
-              <w:t>11</w:t>
+              <w:t>12</w:t>
             </w:r>
             <w:r>
               <w:rPr>
@@ -844,7 +855,7 @@
       <w:r>
         <w:fldChar w:fldCharType="separate"/>
       </w:r>
-      <w:hyperlink w:anchor="_Toc211693615" w:history="1">
+      <w:hyperlink w:anchor="_Toc211698928" w:history="1">
         <w:r>
           <w:rPr>
             <w:rStyle w:val="Hiperligao"/>
@@ -871,7 +882,7 @@
             <w:noProof/>
             <w:webHidden/>
           </w:rPr>
-          <w:instrText xml:space="preserve"> PAGEREF _Toc211693615 \h </w:instrText>
+          <w:instrText xml:space="preserve"> PAGEREF _Toc211698928 \h </w:instrText>
         </w:r>
         <w:r>
           <w:rPr>
@@ -891,7 +902,7 @@
             <w:noProof/>
             <w:webHidden/>
           </w:rPr>
-          <w:t>5</w:t>
+          <w:t>6</w:t>
         </w:r>
         <w:r>
           <w:rPr>
@@ -915,13 +926,13 @@
           <w:lang w:eastAsia="pt-PT"/>
         </w:rPr>
       </w:pPr>
-      <w:hyperlink w:anchor="_Toc211693616" w:history="1">
+      <w:hyperlink w:anchor="_Toc211698929" w:history="1">
         <w:r>
           <w:rPr>
             <w:rStyle w:val="Hiperligao"/>
             <w:noProof/>
           </w:rPr>
-          <w:t>Figura 2 – Segundo Processo</w:t>
+          <w:t>Figura 2 - Primeiro processo</w:t>
         </w:r>
         <w:r>
           <w:rPr>
@@ -942,7 +953,7 @@
             <w:noProof/>
             <w:webHidden/>
           </w:rPr>
-          <w:instrText xml:space="preserve"> PAGEREF _Toc211693616 \h </w:instrText>
+          <w:instrText xml:space="preserve"> PAGEREF _Toc211698929 \h </w:instrText>
         </w:r>
         <w:r>
           <w:rPr>
@@ -986,13 +997,13 @@
           <w:lang w:eastAsia="pt-PT"/>
         </w:rPr>
       </w:pPr>
-      <w:hyperlink w:anchor="_Toc211693617" w:history="1">
+      <w:hyperlink w:anchor="_Toc211698930" w:history="1">
         <w:r>
           <w:rPr>
             <w:rStyle w:val="Hiperligao"/>
             <w:noProof/>
           </w:rPr>
-          <w:t>Figura 3 - Trabalhos Futuros</w:t>
+          <w:t>Figura 3 – Segundo Processo</w:t>
         </w:r>
         <w:r>
           <w:rPr>
@@ -1013,7 +1024,78 @@
             <w:noProof/>
             <w:webHidden/>
           </w:rPr>
-          <w:instrText xml:space="preserve"> PAGEREF _Toc211693617 \h </w:instrText>
+          <w:instrText xml:space="preserve"> PAGEREF _Toc211698930 \h </w:instrText>
+        </w:r>
+        <w:r>
+          <w:rPr>
+            <w:noProof/>
+            <w:webHidden/>
+          </w:rPr>
+        </w:r>
+        <w:r>
+          <w:rPr>
+            <w:noProof/>
+            <w:webHidden/>
+          </w:rPr>
+          <w:fldChar w:fldCharType="separate"/>
+        </w:r>
+        <w:r>
+          <w:rPr>
+            <w:noProof/>
+            <w:webHidden/>
+          </w:rPr>
+          <w:t>8</w:t>
+        </w:r>
+        <w:r>
+          <w:rPr>
+            <w:noProof/>
+            <w:webHidden/>
+          </w:rPr>
+          <w:fldChar w:fldCharType="end"/>
+        </w:r>
+      </w:hyperlink>
+    </w:p>
+    <w:p>
+      <w:pPr>
+        <w:pStyle w:val="ndicedeilustraes"/>
+        <w:tabs>
+          <w:tab w:val="right" w:leader="dot" w:pos="8494"/>
+        </w:tabs>
+        <w:rPr>
+          <w:rFonts w:asciiTheme="minorHAnsi" w:eastAsiaTheme="minorEastAsia" w:hAnsiTheme="minorHAnsi"/>
+          <w:noProof/>
+          <w:sz w:val="24"/>
+          <w:lang w:eastAsia="pt-PT"/>
+        </w:rPr>
+      </w:pPr>
+      <w:hyperlink w:anchor="_Toc211698931" w:history="1">
+        <w:r>
+          <w:rPr>
+            <w:rStyle w:val="Hiperligao"/>
+            <w:noProof/>
+          </w:rPr>
+          <w:t>Figura 4 - Receção de email</w:t>
+        </w:r>
+        <w:r>
+          <w:rPr>
+            <w:noProof/>
+            <w:webHidden/>
+          </w:rPr>
+          <w:tab/>
+        </w:r>
+        <w:r>
+          <w:rPr>
+            <w:noProof/>
+            <w:webHidden/>
+          </w:rPr>
+          <w:fldChar w:fldCharType="begin"/>
+        </w:r>
+        <w:r>
+          <w:rPr>
+            <w:noProof/>
+            <w:webHidden/>
+          </w:rPr>
+          <w:instrText xml:space="preserve"> PAGEREF _Toc211698931 \h </w:instrText>
         </w:r>
         <w:r>
           <w:rPr>
@@ -1045,6 +1127,77 @@
       </w:hyperlink>
     </w:p>
     <w:p>
+      <w:pPr>
+        <w:pStyle w:val="ndicedeilustraes"/>
+        <w:tabs>
+          <w:tab w:val="right" w:leader="dot" w:pos="8494"/>
+        </w:tabs>
+        <w:rPr>
+          <w:rFonts w:asciiTheme="minorHAnsi" w:eastAsiaTheme="minorEastAsia" w:hAnsiTheme="minorHAnsi"/>
+          <w:noProof/>
+          <w:sz w:val="24"/>
+          <w:lang w:eastAsia="pt-PT"/>
+        </w:rPr>
+      </w:pPr>
+      <w:hyperlink w:anchor="_Toc211698932" w:history="1">
+        <w:r>
+          <w:rPr>
+            <w:rStyle w:val="Hiperligao"/>
+            <w:noProof/>
+          </w:rPr>
+          <w:t>Figura 5 - Trabalhos Futuros</w:t>
+        </w:r>
+        <w:r>
+          <w:rPr>
+            <w:noProof/>
+            <w:webHidden/>
+          </w:rPr>
+          <w:tab/>
+        </w:r>
+        <w:r>
+          <w:rPr>
+            <w:noProof/>
+            <w:webHidden/>
+          </w:rPr>
+          <w:fldChar w:fldCharType="begin"/>
+        </w:r>
+        <w:r>
+          <w:rPr>
+            <w:noProof/>
+            <w:webHidden/>
+          </w:rPr>
+          <w:instrText xml:space="preserve"> PAGEREF _Toc211698932 \h </w:instrText>
+        </w:r>
+        <w:r>
+          <w:rPr>
+            <w:noProof/>
+            <w:webHidden/>
+          </w:rPr>
+        </w:r>
+        <w:r>
+          <w:rPr>
+            <w:noProof/>
+            <w:webHidden/>
+          </w:rPr>
+          <w:fldChar w:fldCharType="separate"/>
+        </w:r>
+        <w:r>
+          <w:rPr>
+            <w:noProof/>
+            <w:webHidden/>
+          </w:rPr>
+          <w:t>10</w:t>
+        </w:r>
+        <w:r>
+          <w:rPr>
+            <w:noProof/>
+            <w:webHidden/>
+          </w:rPr>
+          <w:fldChar w:fldCharType="end"/>
+        </w:r>
+      </w:hyperlink>
+    </w:p>
+    <w:p>
       <w:r>
         <w:fldChar w:fldCharType="end"/>
       </w:r>
@@ -1439,10 +1592,7 @@
         <w:spacing w:line="360" w:lineRule="auto"/>
       </w:pPr>
       <w:r>
-        <w:t xml:space="preserve">Primeiro Passo - </w:t>
-      </w:r>
-      <w:r>
-        <w:t>Limpeza, Validação e Exportação de Dados</w:t>
+        <w:t>Primeiro Passo - Limpeza, Validação e Exportação de Dados</w:t>
       </w:r>
     </w:p>
     <w:p>
@@ -1694,6 +1844,12 @@
       <w:r>
         <w:t xml:space="preserve"> para dividir os dados válidos dos inválidos, garantindo a integridade da informação processada.</w:t>
       </w:r>
+    </w:p>
+    <w:p>
+      <w:pPr>
+        <w:spacing w:line="360" w:lineRule="auto"/>
+        <w:ind w:left="360"/>
+      </w:pPr>
     </w:p>
     <w:p>
       <w:pPr>
@@ -1755,28 +1911,18 @@
                                 <w:sz w:val="22"/>
                               </w:rPr>
                             </w:pPr>
-                            <w:bookmarkStart w:id="4" w:name="_Toc211693615"/>
+                            <w:bookmarkStart w:id="4" w:name="_Toc211698928"/>
                             <w:r>
                               <w:t xml:space="preserve">Figura </w:t>
                             </w:r>
-                            <w:r>
-                              <w:fldChar w:fldCharType="begin"/>
-                            </w:r>
-                            <w:r>
-                              <w:instrText xml:space="preserve"> SEQ Figura \* ARABIC </w:instrText>
-                            </w:r>
-                            <w:r>
-                              <w:fldChar w:fldCharType="separate"/>
-                            </w:r>
-                            <w:r>
-                              <w:rPr>
-                                <w:noProof/>
-                              </w:rPr>
-                              <w:t>1</w:t>
-                            </w:r>
-                            <w:r>
-                              <w:fldChar w:fldCharType="end"/>
-                            </w:r>
+                            <w:fldSimple w:instr=" SEQ Figura \* ARABIC ">
+                              <w:r>
+                                <w:rPr>
+                                  <w:noProof/>
+                                </w:rPr>
+                                <w:t>1</w:t>
+                              </w:r>
+                            </w:fldSimple>
                             <w:r>
                               <w:t xml:space="preserve"> – Exemplo de validação</w:t>
                             </w:r>
@@ -1812,28 +1958,18 @@
                           <w:sz w:val="22"/>
                         </w:rPr>
                       </w:pPr>
-                      <w:bookmarkStart w:id="5" w:name="_Toc211693615"/>
+                      <w:bookmarkStart w:id="5" w:name="_Toc211698928"/>
                       <w:r>
                         <w:t xml:space="preserve">Figura </w:t>
                       </w:r>
-                      <w:r>
-                        <w:fldChar w:fldCharType="begin"/>
-                      </w:r>
-                      <w:r>
-                        <w:instrText xml:space="preserve"> SEQ Figura \* ARABIC </w:instrText>
-                      </w:r>
-                      <w:r>
-                        <w:fldChar w:fldCharType="separate"/>
-                      </w:r>
-                      <w:r>
-                        <w:rPr>
-                          <w:noProof/>
-                        </w:rPr>
-                        <w:t>1</w:t>
-                      </w:r>
-                      <w:r>
-                        <w:fldChar w:fldCharType="end"/>
-                      </w:r>
+                      <w:fldSimple w:instr=" SEQ Figura \* ARABIC ">
+                        <w:r>
+                          <w:rPr>
+                            <w:noProof/>
+                          </w:rPr>
+                          <w:t>1</w:t>
+                        </w:r>
+                      </w:fldSimple>
                       <w:r>
                         <w:t xml:space="preserve"> – Exemplo de validação</w:t>
                       </w:r>
@@ -1848,6 +1984,9 @@
         </mc:AlternateContent>
       </w:r>
       <w:r>
+        <w:rPr>
+          <w:noProof/>
+        </w:rPr>
         <w:drawing>
           <wp:anchor distT="0" distB="0" distL="114300" distR="114300" simplePos="0" relativeHeight="251659264" behindDoc="0" locked="0" layoutInCell="1" allowOverlap="1" wp14:anchorId="188D9954" wp14:editId="3A94014C">
             <wp:simplePos x="0" y="0"/>
@@ -2149,12 +2288,74 @@
     </w:p>
     <w:p>
       <w:pPr>
+        <w:keepNext/>
+        <w:spacing w:line="360" w:lineRule="auto"/>
+      </w:pPr>
+      <w:r>
+        <w:lastRenderedPageBreak/>
+        <w:drawing>
+          <wp:inline distT="0" distB="0" distL="0" distR="0" wp14:anchorId="38A3F7BA" wp14:editId="4D9DFF62">
+            <wp:extent cx="5400040" cy="3540760"/>
+            <wp:effectExtent l="0" t="0" r="0" b="2540"/>
+            <wp:docPr id="1981610896" name="Imagem 1" descr="Uma imagem com texto, captura de ecrã, diagrama&#10;&#10;Os conteúdos gerados por IA podem estar incorretos."/>
+            <wp:cNvGraphicFramePr>
+              <a:graphicFrameLocks xmlns:a="http://schemas.openxmlformats.org/drawingml/2006/main" noChangeAspect="1"/>
+            </wp:cNvGraphicFramePr>
+            <a:graphic xmlns:a="http://schemas.openxmlformats.org/drawingml/2006/main">
+              <a:graphicData uri="http://schemas.openxmlformats.org/drawingml/2006/picture">
+                <pic:pic xmlns:pic="http://schemas.openxmlformats.org/drawingml/2006/picture">
+                  <pic:nvPicPr>
+                    <pic:cNvPr id="1981610896" name="Imagem 1" descr="Uma imagem com texto, captura de ecrã, diagrama&#10;&#10;Os conteúdos gerados por IA podem estar incorretos."/>
+                    <pic:cNvPicPr/>
+                  </pic:nvPicPr>
+                  <pic:blipFill>
+                    <a:blip r:embed="rId10"/>
+                    <a:stretch>
+                      <a:fillRect/>
+                    </a:stretch>
+                  </pic:blipFill>
+                  <pic:spPr>
+                    <a:xfrm>
+                      <a:off x="0" y="0"/>
+                      <a:ext cx="5400040" cy="3540760"/>
+                    </a:xfrm>
+                    <a:prstGeom prst="rect">
+                      <a:avLst/>
+                    </a:prstGeom>
+                  </pic:spPr>
+                </pic:pic>
+              </a:graphicData>
+            </a:graphic>
+          </wp:inline>
+        </w:drawing>
+      </w:r>
+    </w:p>
+    <w:p>
+      <w:pPr>
+        <w:pStyle w:val="Legenda"/>
+      </w:pPr>
+      <w:bookmarkStart w:id="6" w:name="_Toc211698929"/>
+      <w:r>
+        <w:t xml:space="preserve">Figura </w:t>
+      </w:r>
+      <w:fldSimple w:instr=" SEQ Figura \* ARABIC ">
+        <w:r>
+          <w:rPr>
+            <w:noProof/>
+          </w:rPr>
+          <w:t>2</w:t>
+        </w:r>
+      </w:fldSimple>
+      <w:r>
+        <w:t xml:space="preserve"> - Primeiro processo</w:t>
+      </w:r>
+      <w:bookmarkEnd w:id="6"/>
+    </w:p>
+    <w:p>
+      <w:pPr>
         <w:spacing w:before="0" w:after="160"/>
         <w:jc w:val="left"/>
       </w:pPr>
-      <w:r>
-        <w:br w:type="page"/>
-      </w:r>
     </w:p>
     <w:p>
       <w:pPr>
@@ -2162,7 +2363,6 @@
         <w:spacing w:line="360" w:lineRule="auto"/>
       </w:pPr>
       <w:r>
-        <w:lastRenderedPageBreak/>
         <w:t>Segundo P</w:t>
       </w:r>
       <w:r>
@@ -2398,6 +2598,7 @@
           <w:b/>
           <w:bCs/>
         </w:rPr>
+        <w:lastRenderedPageBreak/>
         <w:t xml:space="preserve">Rule </w:t>
       </w:r>
       <w:proofErr w:type="spellStart"/>
@@ -2540,7 +2741,6 @@
         <w:rPr>
           <w:noProof/>
         </w:rPr>
-        <w:lastRenderedPageBreak/>
         <mc:AlternateContent>
           <mc:Choice Requires="wps">
             <w:drawing>
@@ -2589,32 +2789,22 @@
                             <w:pPr>
                               <w:pStyle w:val="Legenda"/>
                             </w:pPr>
-                            <w:bookmarkStart w:id="6" w:name="_Toc211693616"/>
+                            <w:bookmarkStart w:id="7" w:name="_Toc211698930"/>
                             <w:r>
                               <w:t xml:space="preserve">Figura </w:t>
                             </w:r>
-                            <w:r>
-                              <w:fldChar w:fldCharType="begin"/>
-                            </w:r>
-                            <w:r>
-                              <w:instrText xml:space="preserve"> SEQ Figura \* ARABIC </w:instrText>
-                            </w:r>
-                            <w:r>
-                              <w:fldChar w:fldCharType="separate"/>
-                            </w:r>
-                            <w:r>
-                              <w:rPr>
-                                <w:noProof/>
-                              </w:rPr>
-                              <w:t>2</w:t>
-                            </w:r>
-                            <w:r>
-                              <w:fldChar w:fldCharType="end"/>
-                            </w:r>
+                            <w:fldSimple w:instr=" SEQ Figura \* ARABIC ">
+                              <w:r>
+                                <w:rPr>
+                                  <w:noProof/>
+                                </w:rPr>
+                                <w:t>3</w:t>
+                              </w:r>
+                            </w:fldSimple>
                             <w:r>
                               <w:t xml:space="preserve"> – Segundo Processo</w:t>
                             </w:r>
-                            <w:bookmarkEnd w:id="6"/>
+                            <w:bookmarkEnd w:id="7"/>
                           </w:p>
                         </w:txbxContent>
                       </wps:txbx>
@@ -2639,32 +2829,22 @@
                       <w:pPr>
                         <w:pStyle w:val="Legenda"/>
                       </w:pPr>
-                      <w:bookmarkStart w:id="7" w:name="_Toc211693616"/>
+                      <w:bookmarkStart w:id="8" w:name="_Toc211698930"/>
                       <w:r>
                         <w:t xml:space="preserve">Figura </w:t>
                       </w:r>
-                      <w:r>
-                        <w:fldChar w:fldCharType="begin"/>
-                      </w:r>
-                      <w:r>
-                        <w:instrText xml:space="preserve"> SEQ Figura \* ARABIC </w:instrText>
-                      </w:r>
-                      <w:r>
-                        <w:fldChar w:fldCharType="separate"/>
-                      </w:r>
-                      <w:r>
-                        <w:rPr>
-                          <w:noProof/>
-                        </w:rPr>
-                        <w:t>2</w:t>
-                      </w:r>
-                      <w:r>
-                        <w:fldChar w:fldCharType="end"/>
-                      </w:r>
+                      <w:fldSimple w:instr=" SEQ Figura \* ARABIC ">
+                        <w:r>
+                          <w:rPr>
+                            <w:noProof/>
+                          </w:rPr>
+                          <w:t>3</w:t>
+                        </w:r>
+                      </w:fldSimple>
                       <w:r>
                         <w:t xml:space="preserve"> – Segundo Processo</w:t>
                       </w:r>
-                      <w:bookmarkEnd w:id="7"/>
+                      <w:bookmarkEnd w:id="8"/>
                     </w:p>
                   </w:txbxContent>
                 </v:textbox>
@@ -2675,6 +2855,9 @@
         </mc:AlternateContent>
       </w:r>
       <w:r>
+        <w:rPr>
+          <w:noProof/>
+        </w:rPr>
         <w:drawing>
           <wp:anchor distT="0" distB="0" distL="114300" distR="114300" simplePos="0" relativeHeight="251662336" behindDoc="0" locked="0" layoutInCell="1" allowOverlap="1" wp14:anchorId="6EF54459" wp14:editId="6141F66F">
             <wp:simplePos x="0" y="0"/>
@@ -2707,7 +2890,7 @@
                     <pic:cNvPicPr/>
                   </pic:nvPicPr>
                   <pic:blipFill>
-                    <a:blip r:embed="rId10">
+                    <a:blip r:embed="rId11">
                       <a:extLst>
                         <a:ext uri="{28A0092B-C50C-407E-A947-70E740481C1C}">
                           <a14:useLocalDpi xmlns:a14="http://schemas.microsoft.com/office/drawing/2010/main" val="0"/>
@@ -2745,11 +2928,11 @@
         <w:pStyle w:val="Ttulo1"/>
         <w:spacing w:line="360" w:lineRule="auto"/>
       </w:pPr>
-      <w:bookmarkStart w:id="8" w:name="_Toc211694036"/>
+      <w:bookmarkStart w:id="9" w:name="_Toc211694036"/>
       <w:r>
         <w:t>Jobs</w:t>
       </w:r>
-      <w:bookmarkEnd w:id="8"/>
+      <w:bookmarkEnd w:id="9"/>
     </w:p>
     <w:p>
       <w:pPr>
@@ -2773,6 +2956,9 @@
       </w:r>
       <w:r>
         <w:br/>
+      </w:r>
+      <w:r>
+        <w:lastRenderedPageBreak/>
         <w:t>Após o processamento, os dados válidos são exportados em formatos JSON e XML, enquanto os inválidos são registados num ficheiro CSV de controlo.</w:t>
       </w:r>
       <w:r>
@@ -2834,9 +3020,6 @@
       </w:r>
       <w:r>
         <w:br/>
-      </w:r>
-      <w:r>
-        <w:lastRenderedPageBreak/>
         <w:t xml:space="preserve">Por fim, utiliza o </w:t>
       </w:r>
       <w:proofErr w:type="spellStart"/>
@@ -2847,6 +3030,73 @@
       <w:r>
         <w:t xml:space="preserve"> Email para enviar automaticamente os resultados por correio eletrónico, concluindo assim o processo ETL.</w:t>
       </w:r>
+    </w:p>
+    <w:p>
+      <w:pPr>
+        <w:keepNext/>
+        <w:spacing w:line="360" w:lineRule="auto"/>
+      </w:pPr>
+      <w:r>
+        <w:rPr>
+          <w:noProof/>
+        </w:rPr>
+        <w:drawing>
+          <wp:inline distT="0" distB="0" distL="0" distR="0" wp14:anchorId="1EF2C3BE" wp14:editId="46FCA9B2">
+            <wp:extent cx="5400040" cy="1389380"/>
+            <wp:effectExtent l="0" t="0" r="0" b="1270"/>
+            <wp:docPr id="1288276348" name="Imagem 1" descr="Uma imagem com captura de ecrã, texto&#10;&#10;Os conteúdos gerados por IA podem estar incorretos."/>
+            <wp:cNvGraphicFramePr>
+              <a:graphicFrameLocks xmlns:a="http://schemas.openxmlformats.org/drawingml/2006/main" noChangeAspect="1"/>
+            </wp:cNvGraphicFramePr>
+            <a:graphic xmlns:a="http://schemas.openxmlformats.org/drawingml/2006/main">
+              <a:graphicData uri="http://schemas.openxmlformats.org/drawingml/2006/picture">
+                <pic:pic xmlns:pic="http://schemas.openxmlformats.org/drawingml/2006/picture">
+                  <pic:nvPicPr>
+                    <pic:cNvPr id="1288276348" name="Imagem 1" descr="Uma imagem com captura de ecrã, texto&#10;&#10;Os conteúdos gerados por IA podem estar incorretos."/>
+                    <pic:cNvPicPr/>
+                  </pic:nvPicPr>
+                  <pic:blipFill>
+                    <a:blip r:embed="rId12"/>
+                    <a:stretch>
+                      <a:fillRect/>
+                    </a:stretch>
+                  </pic:blipFill>
+                  <pic:spPr>
+                    <a:xfrm>
+                      <a:off x="0" y="0"/>
+                      <a:ext cx="5400040" cy="1389380"/>
+                    </a:xfrm>
+                    <a:prstGeom prst="rect">
+                      <a:avLst/>
+                    </a:prstGeom>
+                  </pic:spPr>
+                </pic:pic>
+              </a:graphicData>
+            </a:graphic>
+          </wp:inline>
+        </w:drawing>
+      </w:r>
+    </w:p>
+    <w:p>
+      <w:pPr>
+        <w:pStyle w:val="Legenda"/>
+      </w:pPr>
+      <w:bookmarkStart w:id="10" w:name="_Toc211698931"/>
+      <w:r>
+        <w:t xml:space="preserve">Figura </w:t>
+      </w:r>
+      <w:fldSimple w:instr=" SEQ Figura \* ARABIC ">
+        <w:r>
+          <w:rPr>
+            <w:noProof/>
+          </w:rPr>
+          <w:t>4</w:t>
+        </w:r>
+      </w:fldSimple>
+      <w:r>
+        <w:t xml:space="preserve"> - Receção de email</w:t>
+      </w:r>
+      <w:bookmarkEnd w:id="10"/>
     </w:p>
     <w:p>
       <w:pPr>
@@ -2870,12 +3120,12 @@
         <w:pStyle w:val="Ttulo1"/>
         <w:spacing w:line="360" w:lineRule="auto"/>
       </w:pPr>
-      <w:bookmarkStart w:id="9" w:name="_Toc211694037"/>
+      <w:bookmarkStart w:id="11" w:name="_Toc211694037"/>
       <w:r>
         <w:lastRenderedPageBreak/>
         <w:t>Conclusão e Trabalhos Futuros</w:t>
       </w:r>
-      <w:bookmarkEnd w:id="9"/>
+      <w:bookmarkEnd w:id="11"/>
     </w:p>
     <w:p>
       <w:pPr>
@@ -2972,6 +3222,9 @@
         <w:spacing w:line="360" w:lineRule="auto"/>
       </w:pPr>
       <w:r>
+        <w:rPr>
+          <w:noProof/>
+        </w:rPr>
         <w:drawing>
           <wp:inline distT="0" distB="0" distL="0" distR="0" wp14:anchorId="4E9B95EB" wp14:editId="4368071C">
             <wp:extent cx="5400040" cy="3733165"/>
@@ -2988,7 +3241,7 @@
                     <pic:cNvPicPr/>
                   </pic:nvPicPr>
                   <pic:blipFill>
-                    <a:blip r:embed="rId11"/>
+                    <a:blip r:embed="rId13"/>
                     <a:stretch>
                       <a:fillRect/>
                     </a:stretch>
@@ -3013,32 +3266,22 @@
       <w:pPr>
         <w:pStyle w:val="Legenda"/>
       </w:pPr>
-      <w:bookmarkStart w:id="10" w:name="_Toc211693617"/>
+      <w:bookmarkStart w:id="12" w:name="_Toc211698932"/>
       <w:r>
         <w:t xml:space="preserve">Figura </w:t>
       </w:r>
-      <w:r>
-        <w:fldChar w:fldCharType="begin"/>
-      </w:r>
-      <w:r>
-        <w:instrText xml:space="preserve"> SEQ Figura \* ARABIC </w:instrText>
-      </w:r>
-      <w:r>
-        <w:fldChar w:fldCharType="separate"/>
-      </w:r>
-      <w:r>
-        <w:rPr>
-          <w:noProof/>
-        </w:rPr>
-        <w:t>3</w:t>
-      </w:r>
-      <w:r>
-        <w:fldChar w:fldCharType="end"/>
-      </w:r>
+      <w:fldSimple w:instr=" SEQ Figura \* ARABIC ">
+        <w:r>
+          <w:rPr>
+            <w:noProof/>
+          </w:rPr>
+          <w:t>5</w:t>
+        </w:r>
+      </w:fldSimple>
       <w:r>
         <w:t xml:space="preserve"> - Trabalhos Futuros</w:t>
       </w:r>
-      <w:bookmarkEnd w:id="10"/>
+      <w:bookmarkEnd w:id="12"/>
     </w:p>
     <w:p/>
     <w:p>
@@ -3355,12 +3598,12 @@
           <w:lang w:val="en-GB"/>
         </w:rPr>
       </w:pPr>
-      <w:bookmarkStart w:id="11" w:name="_Toc211694038"/>
+      <w:bookmarkStart w:id="13" w:name="_Toc211694038"/>
       <w:r>
         <w:lastRenderedPageBreak/>
         <w:t>Bibliografia</w:t>
       </w:r>
-      <w:bookmarkEnd w:id="11"/>
+      <w:bookmarkEnd w:id="13"/>
       <w:r>
         <w:rPr>
           <w:lang w:val="en-GB"/>
@@ -3534,8 +3777,8 @@
       </w:pPr>
     </w:p>
     <w:sectPr>
-      <w:headerReference w:type="default" r:id="rId12"/>
-      <w:footerReference w:type="default" r:id="rId13"/>
+      <w:headerReference w:type="default" r:id="rId14"/>
+      <w:footerReference w:type="default" r:id="rId15"/>
       <w:pgSz w:w="11906" w:h="16838"/>
       <w:pgMar w:top="1417" w:right="1701" w:bottom="1417" w:left="1701" w:header="708" w:footer="708" w:gutter="0"/>
       <w:cols w:space="708"/>
@@ -5304,6 +5547,7 @@
   <w:style w:type="character" w:default="1" w:styleId="Tipodeletrapredefinidodopargrafo">
     <w:name w:val="Default Paragraph Font"/>
     <w:uiPriority w:val="1"/>
+    <w:semiHidden/>
     <w:unhideWhenUsed/>
   </w:style>
   <w:style w:type="table" w:default="1" w:styleId="Tabelanormal">
